--- a/en/wisdom-stories/elephant-and-the-rope.docx
+++ b/en/wisdom-stories/elephant-and-the-rope.docx
@@ -3,43 +3,72 @@
 <w:document xmlns:wpc="http://schemas.microsoft.com/office/word/2010/wordprocessingCanvas" xmlns:mo="http://schemas.microsoft.com/office/mac/office/2008/main" xmlns:mc="http://schemas.openxmlformats.org/markup-compatibility/2006" xmlns:mv="urn:schemas-microsoft-com:mac:vml" xmlns:o="urn:schemas-microsoft-com:office:office" xmlns:r="http://schemas.openxmlformats.org/officeDocument/2006/relationships" xmlns:m="http://schemas.openxmlformats.org/officeDocument/2006/math" xmlns:v="urn:schemas-microsoft-com:vml" xmlns:wp14="http://schemas.microsoft.com/office/word/2010/wordprocessingDrawing" xmlns:wp="http://schemas.openxmlformats.org/drawingml/2006/wordprocessingDrawing" xmlns:w10="urn:schemas-microsoft-com:office:word" xmlns:w="http://schemas.openxmlformats.org/wordprocessingml/2006/main" xmlns:w14="http://schemas.microsoft.com/office/word/2010/wordml" xmlns:wpg="http://schemas.microsoft.com/office/word/2010/wordprocessingGroup" xmlns:wpi="http://schemas.microsoft.com/office/word/2010/wordprocessingInk" xmlns:wne="http://schemas.microsoft.com/office/word/2006/wordml" xmlns:wps="http://schemas.microsoft.com/office/word/2010/wordprocessingShape" mc:Ignorable="w14 wp14">
   <w:body>
     <w:p>
+      <w:pPr>
+        <w:pStyle w:val="Title"/>
+      </w:pPr>
       <w:r>
-        <w:t>Elephant and Rope</w:t>
+        <w:t>The Elephant and the Rope</w:t>
       </w:r>
     </w:p>
     <w:p>
+      <w:pPr/>
       <w:r>
-        <w:t>A traveler passes by an elephant enclosure and is surprised to see that these giant animals are tied to a stake by a front leg with just a short rope. There is no chain or cage. It would seem natural that the elephants could easily break the rope at any moment and escape, but they did not seem to be trying to escape. The man approaches a nearby trainer and asks why these magnificent animals stand there obediently and do not try to run away.</w:t>
+        <w:t>A traveler passing an elephant enclosure was surprised to see the enormous animals tethered by one front leg with only a short rope. There were no chains or cages. They could surely snap the ropes, yet none tried to escape. He asked a nearby trainer why they stayed so obediently.</w:t>
       </w:r>
     </w:p>
     <w:p>
+      <w:pPr>
+        <w:spacing w:after="80"/>
+      </w:pPr>
       <w:r>
         <w:t>The trainer explains:</w:t>
       </w:r>
     </w:p>
     <w:p>
+      <w:pPr/>
       <w:r>
-        <w:t>— When elephants are young, a short rope is enough to tie them and hold them. As they grow, these animals gradually begin to believe that they cannot break the rope and escape. They think that this rope will still hold them and will not let them go free.</w:t>
+        <w:t>“When they’re young, a rope like that is strong enough to hold them,” the trainer explained. “As they grow, they keep believing they can’t break it. They never realize they now have the strength to free themselves.”</w:t>
       </w:r>
     </w:p>
     <w:p>
+      <w:pPr>
+        <w:keepNext/>
+      </w:pPr>
       <w:r>
-        <w:t>The man is amazed to hear this. Imagine: these animals remained bound to the spot where they stood, believing freedom was impossible, even though they could break free at any moment.</w:t>
+        <w:t>The traveler was astonished. The elephants could break free at any moment, yet stayed where they were because they believed freedom was impossible.</w:t>
       </w:r>
     </w:p>
     <w:p>
+      <w:pPr>
+        <w:keepNext/>
+        <w:keepLines/>
+        <w:spacing w:before="160"/>
+      </w:pPr>
       <w:r>
-        <w:t>Moral: Often it is not the rope that binds us, but the distrust born of past failures. It is impossible to be free without overcoming the fear of “what will people say.”</w:t>
+        <w:rPr>
+          <w:b/>
+        </w:rPr>
+        <w:t>Moral:</w:t>
+      </w:r>
+      <w:r>
+        <w:t xml:space="preserve"> Often we are held back by beliefs formed through past failures. To become free, we must also overcome the fear of what others might say.</w:t>
       </w:r>
     </w:p>
     <w:p>
+      <w:pPr>
+        <w:spacing w:after="80"/>
+      </w:pPr>
       <w:r>
-        <w:t>The story was obtained from open Internet sources.</w:t>
+        <w:rPr>
+          <w:i/>
+          <w:sz w:val="18"/>
+        </w:rPr>
+        <w:t>Source: Publicly available internet sources.</w:t>
       </w:r>
     </w:p>
     <w:sectPr>
       <w:pgSz w:w="12240" w:h="15840"/>
-      <w:pgMar w:top="1440" w:right="1800" w:bottom="1440" w:left="1800" w:header="720" w:footer="720" w:gutter="0"/>
+      <w:pgMar w:top="1080" w:right="1224" w:bottom="1080" w:left="1224" w:header="720" w:footer="720" w:gutter="0"/>
       <w:cols w:space="720"/>
       <w:docGrid w:linePitch="360"/>
     </w:sectPr>
@@ -410,6 +439,16 @@
     <w:name w:val="Normal"/>
     <w:qFormat/>
     <w:rsid w:val="00FC693F"/>
+    <w:pPr>
+      <w:widowControl/>
+      <w:spacing w:after="120" w:line="259" w:lineRule="auto"/>
+    </w:pPr>
+    <w:rPr>
+      <w:rFonts w:ascii="Arial" w:hAnsi="Arial"/>
+      <w:color w:val="000000"/>
+      <w:sz w:val="22"/>
+      <w:lang w:val="en-US"/>
+    </w:rPr>
   </w:style>
   <w:style w:type="paragraph" w:styleId="Header">
     <w:name w:val="header"/>
@@ -752,18 +791,17 @@
     <w:qFormat/>
     <w:rsid w:val="00FC693F"/>
     <w:pPr>
-      <w:pBdr>
-        <w:bottom w:val="single" w:sz="8" w:space="4" w:color="4F81BD" w:themeColor="accent1"/>
-      </w:pBdr>
-      <w:spacing w:after="300" w:line="240" w:lineRule="auto"/>
+      <w:keepNext/>
+      <w:spacing w:after="280" w:line="240" w:lineRule="auto"/>
       <w:contextualSpacing/>
     </w:pPr>
     <w:rPr>
-      <w:rFonts w:asciiTheme="majorHAnsi" w:eastAsiaTheme="majorEastAsia" w:hAnsiTheme="majorHAnsi" w:cstheme="majorBidi"/>
-      <w:color w:val="17365D" w:themeColor="text2" w:themeShade="BF"/>
+      <w:rFonts w:asciiTheme="majorHAnsi" w:eastAsiaTheme="majorEastAsia" w:hAnsiTheme="majorHAnsi" w:cstheme="majorBidi" w:ascii="Arial" w:hAnsi="Arial"/>
+      <w:b/>
+      <w:color w:val="000000"/>
       <w:spacing w:val="5"/>
       <w:kern w:val="28"/>
-      <w:sz w:val="52"/>
+      <w:sz w:val="34"/>
       <w:szCs w:val="52"/>
     </w:rPr>
   </w:style>
@@ -1239,9 +1277,6 @@
     <w:qFormat/>
     <w:rsid w:val="00FC693F"/>
     <w:pPr>
-      <w:pBdr>
-        <w:bottom w:val="single" w:sz="4" w:space="4" w:color="4F81BD" w:themeColor="accent1"/>
-      </w:pBdr>
       <w:spacing w:before="200" w:after="280"/>
       <w:ind w:left="936" w:right="936"/>
     </w:pPr>

--- a/en/wisdom-stories/elephant-and-the-rope.docx
+++ b/en/wisdom-stories/elephant-and-the-rope.docx
@@ -13,7 +13,7 @@
     <w:p>
       <w:pPr/>
       <w:r>
-        <w:t>A traveler passing an elephant enclosure was surprised to see the enormous animals tethered by one front leg with only a short rope. There were no chains or cages. They could surely snap the ropes, yet none tried to escape. He asked a nearby trainer why they stayed so obediently.</w:t>
+        <w:t>A traveler passing an elephant enclosure was surprised to see the enormous animals tethered by one front leg to a stake with only a short rope. There were no chains or cages. They could surely snap the ropes, yet none tried to escape. He asked a nearby trainer why they stayed so obediently.</w:t>
       </w:r>
     </w:p>
     <w:p>
@@ -27,7 +27,7 @@
     <w:p>
       <w:pPr/>
       <w:r>
-        <w:t>“When they’re young, a rope like that is strong enough to hold them,” the trainer explained. “As they grow, they keep believing they can’t break it. They never realize they now have the strength to free themselves.”</w:t>
+        <w:t>“When they’re young, a rope like that is strong enough to hold them. As they grow, they keep believing they can’t break it. They never realize they now have the strength to free themselves.”</w:t>
       </w:r>
     </w:p>
     <w:p>
@@ -35,7 +35,7 @@
         <w:keepNext/>
       </w:pPr>
       <w:r>
-        <w:t>The traveler was astonished. The elephants could break free at any moment, yet stayed where they were because they believed freedom was impossible.</w:t>
+        <w:t>The traveler was astonished. Imagine: The elephants could break free at any moment, yet stayed where they were because they believed freedom was impossible.</w:t>
       </w:r>
     </w:p>
     <w:p>
@@ -48,11 +48,9 @@
         <w:rPr>
           <w:b/>
         </w:rPr>
-        <w:t>Moral:</w:t>
+        <w:t>Moral: Often it is not the rope that binds us, but the lack of confidence born of past failures. To become free, we must also overcome the fear of what others might say.</w:t>
       </w:r>
-      <w:r>
-        <w:t xml:space="preserve"> Often we are held back by beliefs formed through past failures. To become free, we must also overcome the fear of what others might say.</w:t>
-      </w:r>
+      <w:r/>
     </w:p>
     <w:p>
       <w:pPr>
@@ -63,7 +61,7 @@
           <w:i/>
           <w:sz w:val="18"/>
         </w:rPr>
-        <w:t>Source: Publicly available internet sources.</w:t>
+        <w:t>Stories are taken from open Internet sources; illustrations were created with AI.</w:t>
       </w:r>
     </w:p>
     <w:sectPr>

--- a/en/wisdom-stories/elephant-and-the-rope.docx
+++ b/en/wisdom-stories/elephant-and-the-rope.docx
@@ -27,7 +27,7 @@
         <w:rPr>
           <w:lang/>
         </w:rPr>
-        <w:t>A parable tells of a traveller who came upon a curious sight: enormous elephants, each tied to a stake by a thin rope around one front leg. There were no chains and no cages.</w:t>
+        <w:t xml:space="preserve">A parable tells of a traveler who came upon a curious sight: enormous elephants, each tied to a stake by a thin rope around one front leg. There were no chains and no cages.</w:t>
       </w:r>
     </w:p>
     <w:p>
@@ -79,7 +79,7 @@
         <w:rPr>
           <w:lang/>
         </w:rPr>
-        <w:t>The traveller looked at the elephants again. It was not only the ropes that held them in place. It was their belief that what had been impossible in the past must still be impossible today.</w:t>
+        <w:t xml:space="preserve">The traveler looked at the elephants again. It was not only the ropes that held them in place. It was their belief that what had been impossible in the past must still be impossible today.</w:t>
       </w:r>
     </w:p>
     <w:p>
